--- a/output/docx/en/BUFR_TableD_en_06.docx
+++ b/output/docx/en/BUFR_TableD_en_06.docx
@@ -5129,7 +5129,7 @@
                 <w:b w:val="0"/>
                 <w:sz w:val="16"/>
               </w:rPr>
-              <w:t xml:space="preserve">Year, month, day </w:t>
+              <w:t>Year, month, day</w:t>
             </w:r>
           </w:p>
         </w:tc>
@@ -11106,7 +11106,7 @@
                 <w:b w:val="0"/>
                 <w:sz w:val="16"/>
               </w:rPr>
-              <w:t>Note 42: Range of value for parameter 0 04 015 limited from -99 to 99; CREX common sequence D 06 019 being the original sequence with 2 characters only for the corresponding descriptor.</w:t>
+              <w:t>Note D42: Range of value for parameter 0 04 015 limited from -99 to 99; CREX common sequence D 06 019 being the original sequence with 2 characters only for the corresponding descriptor.</w:t>
             </w:r>
           </w:p>
         </w:tc>
@@ -11390,7 +11390,7 @@
                 <w:b w:val="0"/>
                 <w:sz w:val="16"/>
               </w:rPr>
-              <w:t>Note 69: This sequence is deprecated because of incorrect usage of descriptor 0 04 075; sequence 3 06 019 should be used instead.</w:t>
+              <w:t>Note D69: This sequence is deprecated because of incorrect usage of descriptor 0 04 075; sequence 3 06 019 should be used instead.</w:t>
             </w:r>
           </w:p>
         </w:tc>
@@ -11470,7 +11470,7 @@
                 <w:b w:val="0"/>
                 <w:sz w:val="16"/>
               </w:rPr>
-              <w:t>Note 69: This sequence is deprecated because of incorrect usage of descriptor 0 04 075; sequence 3 06 019 should be used instead.</w:t>
+              <w:t>Note D69: This sequence is deprecated because of incorrect usage of descriptor 0 04 075; sequence 3 06 019 should be used instead.</w:t>
             </w:r>
           </w:p>
         </w:tc>
@@ -11550,7 +11550,7 @@
                 <w:b w:val="0"/>
                 <w:sz w:val="16"/>
               </w:rPr>
-              <w:t>Note 69: This sequence is deprecated because of incorrect usage of descriptor 0 04 075; sequence 3 06 019 should be used instead.</w:t>
+              <w:t>Note D69: This sequence is deprecated because of incorrect usage of descriptor 0 04 075; sequence 3 06 019 should be used instead.</w:t>
             </w:r>
           </w:p>
         </w:tc>
@@ -11630,7 +11630,7 @@
                 <w:b w:val="0"/>
                 <w:sz w:val="16"/>
               </w:rPr>
-              <w:t>Note 69: This sequence is deprecated because of incorrect usage of descriptor 0 04 075; sequence 3 06 019 should be used instead.</w:t>
+              <w:t>Note D69: This sequence is deprecated because of incorrect usage of descriptor 0 04 075; sequence 3 06 019 should be used instead.</w:t>
             </w:r>
           </w:p>
         </w:tc>
@@ -11710,7 +11710,7 @@
                 <w:b w:val="0"/>
                 <w:sz w:val="16"/>
               </w:rPr>
-              <w:t>Note 69: This sequence is deprecated because of incorrect usage of descriptor 0 04 075; sequence 3 06 019 should be used instead.</w:t>
+              <w:t>Note D69: This sequence is deprecated because of incorrect usage of descriptor 0 04 075; sequence 3 06 019 should be used instead.</w:t>
             </w:r>
           </w:p>
         </w:tc>
@@ -11790,7 +11790,7 @@
                 <w:b w:val="0"/>
                 <w:sz w:val="16"/>
               </w:rPr>
-              <w:t>Note 69: This sequence is deprecated because of incorrect usage of descriptor 0 04 075; sequence 3 06 019 should be used instead.</w:t>
+              <w:t>Note D69: This sequence is deprecated because of incorrect usage of descriptor 0 04 075; sequence 3 06 019 should be used instead.</w:t>
             </w:r>
           </w:p>
         </w:tc>
@@ -11870,7 +11870,7 @@
                 <w:b w:val="0"/>
                 <w:sz w:val="16"/>
               </w:rPr>
-              <w:t>Note 69: This sequence is deprecated because of incorrect usage of descriptor 0 04 075; sequence 3 06 019 should be used instead.</w:t>
+              <w:t>Note D69: This sequence is deprecated because of incorrect usage of descriptor 0 04 075; sequence 3 06 019 should be used instead.</w:t>
             </w:r>
           </w:p>
         </w:tc>
@@ -11950,7 +11950,7 @@
                 <w:b w:val="0"/>
                 <w:sz w:val="16"/>
               </w:rPr>
-              <w:t>Note 69: This sequence is deprecated because of incorrect usage of descriptor 0 04 075; sequence 3 06 019 should be used instead.</w:t>
+              <w:t>Note D69: This sequence is deprecated because of incorrect usage of descriptor 0 04 075; sequence 3 06 019 should be used instead.</w:t>
             </w:r>
           </w:p>
         </w:tc>
@@ -14107,7 +14107,7 @@
                 <w:b w:val="0"/>
                 <w:sz w:val="16"/>
               </w:rPr>
-              <w:t>Note 68: This sequence is deprecated because of incorrect usage of descriptor 0 04 075 in sequence 3 06 020; sequence 3 06 025 should be used instead.</w:t>
+              <w:t>Note D68: This sequence is deprecated because of incorrect usage of descriptor 0 04 075 in sequence 3 06 020; sequence 3 06 025 should be used instead.</w:t>
             </w:r>
           </w:p>
         </w:tc>
@@ -14187,7 +14187,7 @@
                 <w:b w:val="0"/>
                 <w:sz w:val="16"/>
               </w:rPr>
-              <w:t>Note 68: This sequence is deprecated because of incorrect usage of descriptor 0 04 075 in sequence 3 06 020; sequence 3 06 025 should be used instead.</w:t>
+              <w:t>Note D68: This sequence is deprecated because of incorrect usage of descriptor 0 04 075 in sequence 3 06 020; sequence 3 06 025 should be used instead.</w:t>
             </w:r>
           </w:p>
         </w:tc>
@@ -14267,7 +14267,7 @@
                 <w:b w:val="0"/>
                 <w:sz w:val="16"/>
               </w:rPr>
-              <w:t>Note 68: This sequence is deprecated because of incorrect usage of descriptor 0 04 075 in sequence 3 06 020; sequence 3 06 025 should be used instead.</w:t>
+              <w:t>Note D68: This sequence is deprecated because of incorrect usage of descriptor 0 04 075 in sequence 3 06 020; sequence 3 06 025 should be used instead.</w:t>
             </w:r>
           </w:p>
         </w:tc>
@@ -14347,7 +14347,7 @@
                 <w:b w:val="0"/>
                 <w:sz w:val="16"/>
               </w:rPr>
-              <w:t>Note 68: This sequence is deprecated because of incorrect usage of descriptor 0 04 075 in sequence 3 06 020; sequence 3 06 025 should be used instead.</w:t>
+              <w:t>Note D68: This sequence is deprecated because of incorrect usage of descriptor 0 04 075 in sequence 3 06 020; sequence 3 06 025 should be used instead.</w:t>
             </w:r>
           </w:p>
         </w:tc>
@@ -24452,7 +24452,7 @@
                 <w:b w:val="0"/>
                 <w:sz w:val="16"/>
               </w:rPr>
-              <w:t xml:space="preserve">Height of sensor above water surface </w:t>
+              <w:t>Height of sensor above water surface</w:t>
             </w:r>
           </w:p>
         </w:tc>
@@ -29899,7 +29899,7 @@
                 <w:b w:val="0"/>
                 <w:sz w:val="16"/>
               </w:rPr>
-              <w:t xml:space="preserve"> Cancel change in oxygen data width</w:t>
+              <w:t>Cancel change in oxygen data width</w:t>
             </w:r>
           </w:p>
         </w:tc>
